--- a/reports/C3_S5_LR06_Шаблон_отчёта.docx
+++ b/reports/C3_S5_LR06_Шаблон_отчёта.docx
@@ -827,7 +827,7 @@
                 <w:color w:val="000000"/>
                 <w:sz w:val="26"/>
               </w:rPr>
-              <w:t>Исправление непроверяемых требований</w:t>
+              <w:t>Атрибутный состав сущностей и историчность данных</w:t>
             </w:r>
           </w:p>
         </w:tc>
@@ -1970,7 +1970,7 @@
                 <w:color w:val="000000"/>
                 <w:sz w:val="18"/>
               </w:rPr>
-              <w:t>Исправление непроверяемых требований</w:t>
+              <w:t>Атрибутный состав сущностей и историчность данных</w:t>
             </w:r>
           </w:p>
         </w:tc>
@@ -2021,7 +2021,7 @@
                 <w:color w:val="000000"/>
                 <w:sz w:val="18"/>
               </w:rPr>
-              <w:t>Найти дефекты формулировок и сделать требования атомарными и проверяемыми.</w:t>
+              <w:t>Определить атрибутный состав сущностей и обосновать хранение истории изменяемых величин.</w:t>
             </w:r>
           </w:p>
         </w:tc>
@@ -2072,7 +2072,7 @@
                 <w:color w:val="000000"/>
                 <w:sz w:val="18"/>
               </w:rPr>
-              <w:t>Редактировать требования без добавления неподтверждённых фактов.</w:t>
+              <w:t>Различать сведения из документов, служебные атрибуты проектировщика и вычисляемые значения, а также выбирать способ сохранения исторического смысла.</w:t>
             </w:r>
           </w:p>
         </w:tc>
@@ -2123,7 +2123,7 @@
                 <w:color w:val="000000"/>
                 <w:sz w:val="18"/>
               </w:rPr>
-              <w:t>Журнал редакторской правки требований</w:t>
+              <w:t>Спецификация атрибутов и решение по историчности</w:t>
             </w:r>
           </w:p>
         </w:tc>
@@ -2190,7 +2190,7 @@
     </w:p>
     <w:p>
       <w:r>
-        <w:t>Разработчик получил формулировки «интерфейс удобный», «данные загружаются быстро» и «можно всё исправить». Заказчик не сможет однозначно принять результат.</w:t>
+        <w:t>Формы заказчика содержат часть данных явно, некоторые идентификаторы нужны для связей, итоговые величины вычисляются, а цена и адрес могут измениться после оформления документа.</w:t>
       </w:r>
     </w:p>
     <w:p>
@@ -2213,7 +2213,7 @@
           <w:color w:val="000000"/>
           <w:sz w:val="22"/>
         </w:rPr>
-        <w:t>Десять проблемных требований.</w:t>
+        <w:t>Сущности-кандидаты и глоссарий LR04.</w:t>
       </w:r>
     </w:p>
     <w:p>
@@ -2228,7 +2228,7 @@
           <w:color w:val="000000"/>
           <w:sz w:val="22"/>
         </w:rPr>
-        <w:t>Список антипаттернов.</w:t>
+        <w:t>Бизнес-правила LR05.</w:t>
       </w:r>
     </w:p>
     <w:p>
@@ -2243,7 +2243,7 @@
           <w:color w:val="000000"/>
           <w:sz w:val="22"/>
         </w:rPr>
-        <w:t>Подтверждённые числовые данные варианта.</w:t>
+        <w:t>Формы заявки, остатка и отгрузки.</w:t>
       </w:r>
     </w:p>
     <w:p>
@@ -2258,7 +2258,7 @@
           <w:color w:val="000000"/>
           <w:sz w:val="22"/>
         </w:rPr>
-        <w:t>Таблица «до — дефект — после — проверка».</w:t>
+        <w:t>Сценарии изменения цены, адреса и статуса из учебного варианта.</w:t>
       </w:r>
     </w:p>
     <w:p>
@@ -2317,7 +2317,7 @@
         <w:pStyle w:val="2"/>
       </w:pPr>
       <w:r>
-        <w:t>Журнал редакторской правки требований</w:t>
+        <w:t>Спецификация атрибутов и решение по историчности</w:t>
       </w:r>
     </w:p>
     <w:p>
@@ -2334,11 +2334,13 @@
         <w:tblLook w:firstColumn="1" w:firstRow="1" w:lastColumn="0" w:lastRow="0" w:noHBand="0" w:noVBand="1" w:val="04A0"/>
       </w:tblPr>
       <w:tblGrid>
-        <w:gridCol w:w="1870"/>
-        <w:gridCol w:w="1870"/>
-        <w:gridCol w:w="1870"/>
-        <w:gridCol w:w="1870"/>
-        <w:gridCol w:w="1874"/>
+        <w:gridCol w:w="1336"/>
+        <w:gridCol w:w="1336"/>
+        <w:gridCol w:w="1336"/>
+        <w:gridCol w:w="1336"/>
+        <w:gridCol w:w="1336"/>
+        <w:gridCol w:w="1336"/>
+        <w:gridCol w:w="1338"/>
       </w:tblGrid>
       <w:tr>
         <w:trPr>
@@ -2346,7 +2348,7 @@
         </w:trPr>
         <w:tc>
           <w:tcPr>
-            <w:tcW w:type="dxa" w:w="1870"/>
+            <w:tcW w:type="dxa" w:w="1336"/>
             <w:vAlign w:val="center"/>
             <w:tcMar>
               <w:top w:w="100" w:type="dxa"/>
@@ -2368,13 +2370,13 @@
                 <w:color w:val="000000"/>
                 <w:sz w:val="18"/>
               </w:rPr>
-              <w:t>ID</w:t>
+              <w:t>Сущность и атрибут</w:t>
             </w:r>
           </w:p>
         </w:tc>
         <w:tc>
           <w:tcPr>
-            <w:tcW w:type="dxa" w:w="1870"/>
+            <w:tcW w:type="dxa" w:w="1336"/>
             <w:vAlign w:val="center"/>
             <w:tcMar>
               <w:top w:w="100" w:type="dxa"/>
@@ -2396,13 +2398,13 @@
                 <w:color w:val="000000"/>
                 <w:sz w:val="18"/>
               </w:rPr>
-              <w:t>Исходная формулировка</w:t>
+              <w:t>Назначение</w:t>
             </w:r>
           </w:p>
         </w:tc>
         <w:tc>
           <w:tcPr>
-            <w:tcW w:type="dxa" w:w="1870"/>
+            <w:tcW w:type="dxa" w:w="1336"/>
             <w:vAlign w:val="center"/>
             <w:tcMar>
               <w:top w:w="100" w:type="dxa"/>
@@ -2424,13 +2426,13 @@
                 <w:color w:val="000000"/>
                 <w:sz w:val="18"/>
               </w:rPr>
-              <w:t>Дефект</w:t>
+              <w:t>Происхождение</w:t>
             </w:r>
           </w:p>
         </w:tc>
         <w:tc>
           <w:tcPr>
-            <w:tcW w:type="dxa" w:w="1870"/>
+            <w:tcW w:type="dxa" w:w="1336"/>
             <w:vAlign w:val="center"/>
             <w:tcMar>
               <w:top w:w="100" w:type="dxa"/>
@@ -2452,13 +2454,13 @@
                 <w:color w:val="000000"/>
                 <w:sz w:val="18"/>
               </w:rPr>
-              <w:t>Исправленная формулировка</w:t>
+              <w:t>Тип значения</w:t>
             </w:r>
           </w:p>
         </w:tc>
         <w:tc>
           <w:tcPr>
-            <w:tcW w:type="dxa" w:w="1874"/>
+            <w:tcW w:type="dxa" w:w="1336"/>
             <w:vAlign w:val="center"/>
             <w:tcMar>
               <w:top w:w="100" w:type="dxa"/>
@@ -2480,7 +2482,63 @@
                 <w:color w:val="000000"/>
                 <w:sz w:val="18"/>
               </w:rPr>
-              <w:t>Способ проверки</w:t>
+              <w:t>Правило вычисления</w:t>
+            </w:r>
+          </w:p>
+        </w:tc>
+        <w:tc>
+          <w:tcPr>
+            <w:tcW w:type="dxa" w:w="1336"/>
+            <w:vAlign w:val="center"/>
+            <w:tcMar>
+              <w:top w:w="100" w:type="dxa"/>
+              <w:left w:w="120" w:type="dxa"/>
+              <w:bottom w:w="100" w:type="dxa"/>
+              <w:right w:w="120" w:type="dxa"/>
+            </w:tcMar>
+            <w:shd w:fill="E7E7EA"/>
+          </w:tcPr>
+          <w:p>
+            <w:pPr>
+              <w:jc w:val="center"/>
+            </w:pPr>
+            <w:r>
+              <w:rPr>
+                <w:rFonts w:ascii="Times New Roman" w:hAnsi="Times New Roman" w:eastAsia="Times New Roman"/>
+                <w:b/>
+                <w:i w:val="0"/>
+                <w:color w:val="000000"/>
+                <w:sz w:val="18"/>
+              </w:rPr>
+              <w:t>Решение по истории</w:t>
+            </w:r>
+          </w:p>
+        </w:tc>
+        <w:tc>
+          <w:tcPr>
+            <w:tcW w:type="dxa" w:w="1338"/>
+            <w:vAlign w:val="center"/>
+            <w:tcMar>
+              <w:top w:w="100" w:type="dxa"/>
+              <w:left w:w="120" w:type="dxa"/>
+              <w:bottom w:w="100" w:type="dxa"/>
+              <w:right w:w="120" w:type="dxa"/>
+            </w:tcMar>
+            <w:shd w:fill="E7E7EA"/>
+          </w:tcPr>
+          <w:p>
+            <w:pPr>
+              <w:jc w:val="center"/>
+            </w:pPr>
+            <w:r>
+              <w:rPr>
+                <w:rFonts w:ascii="Times New Roman" w:hAnsi="Times New Roman" w:eastAsia="Times New Roman"/>
+                <w:b/>
+                <w:i w:val="0"/>
+                <w:color w:val="000000"/>
+                <w:sz w:val="18"/>
+              </w:rPr>
+              <w:t>Обоснование</w:t>
             </w:r>
           </w:p>
         </w:tc>
@@ -2488,7 +2546,7 @@
       <w:tr>
         <w:tc>
           <w:tcPr>
-            <w:tcW w:type="dxa" w:w="1870"/>
+            <w:tcW w:type="dxa" w:w="1336"/>
             <w:vAlign w:val="center"/>
             <w:tcMar>
               <w:top w:w="100" w:type="dxa"/>
@@ -2512,7 +2570,7 @@
         </w:tc>
         <w:tc>
           <w:tcPr>
-            <w:tcW w:type="dxa" w:w="1870"/>
+            <w:tcW w:type="dxa" w:w="1336"/>
             <w:vAlign w:val="center"/>
             <w:tcMar>
               <w:top w:w="100" w:type="dxa"/>
@@ -2535,7 +2593,7 @@
         </w:tc>
         <w:tc>
           <w:tcPr>
-            <w:tcW w:type="dxa" w:w="1870"/>
+            <w:tcW w:type="dxa" w:w="1336"/>
             <w:vAlign w:val="center"/>
             <w:tcMar>
               <w:top w:w="100" w:type="dxa"/>
@@ -2558,7 +2616,7 @@
         </w:tc>
         <w:tc>
           <w:tcPr>
-            <w:tcW w:type="dxa" w:w="1870"/>
+            <w:tcW w:type="dxa" w:w="1336"/>
             <w:vAlign w:val="center"/>
             <w:tcMar>
               <w:top w:w="100" w:type="dxa"/>
@@ -2581,7 +2639,7 @@
         </w:tc>
         <w:tc>
           <w:tcPr>
-            <w:tcW w:type="dxa" w:w="1874"/>
+            <w:tcW w:type="dxa" w:w="1336"/>
             <w:vAlign w:val="center"/>
             <w:tcMar>
               <w:top w:w="100" w:type="dxa"/>
@@ -2602,11 +2660,9 @@
             </w:r>
           </w:p>
         </w:tc>
-      </w:tr>
-      <w:tr>
         <w:tc>
           <w:tcPr>
-            <w:tcW w:type="dxa" w:w="1870"/>
+            <w:tcW w:type="dxa" w:w="1336"/>
             <w:vAlign w:val="center"/>
             <w:tcMar>
               <w:top w:w="100" w:type="dxa"/>
@@ -2629,7 +2685,7 @@
         </w:tc>
         <w:tc>
           <w:tcPr>
-            <w:tcW w:type="dxa" w:w="1870"/>
+            <w:tcW w:type="dxa" w:w="1338"/>
             <w:vAlign w:val="center"/>
             <w:tcMar>
               <w:top w:w="100" w:type="dxa"/>
@@ -2650,9 +2706,11 @@
             </w:r>
           </w:p>
         </w:tc>
+      </w:tr>
+      <w:tr>
         <w:tc>
           <w:tcPr>
-            <w:tcW w:type="dxa" w:w="1870"/>
+            <w:tcW w:type="dxa" w:w="1336"/>
             <w:vAlign w:val="center"/>
             <w:tcMar>
               <w:top w:w="100" w:type="dxa"/>
@@ -2675,7 +2733,7 @@
         </w:tc>
         <w:tc>
           <w:tcPr>
-            <w:tcW w:type="dxa" w:w="1870"/>
+            <w:tcW w:type="dxa" w:w="1336"/>
             <w:vAlign w:val="center"/>
             <w:tcMar>
               <w:top w:w="100" w:type="dxa"/>
@@ -2698,7 +2756,7 @@
         </w:tc>
         <w:tc>
           <w:tcPr>
-            <w:tcW w:type="dxa" w:w="1874"/>
+            <w:tcW w:type="dxa" w:w="1336"/>
             <w:vAlign w:val="center"/>
             <w:tcMar>
               <w:top w:w="100" w:type="dxa"/>
@@ -2719,11 +2777,9 @@
             </w:r>
           </w:p>
         </w:tc>
-      </w:tr>
-      <w:tr>
         <w:tc>
           <w:tcPr>
-            <w:tcW w:type="dxa" w:w="1870"/>
+            <w:tcW w:type="dxa" w:w="1336"/>
             <w:vAlign w:val="center"/>
             <w:tcMar>
               <w:top w:w="100" w:type="dxa"/>
@@ -2746,7 +2802,7 @@
         </w:tc>
         <w:tc>
           <w:tcPr>
-            <w:tcW w:type="dxa" w:w="1870"/>
+            <w:tcW w:type="dxa" w:w="1336"/>
             <w:vAlign w:val="center"/>
             <w:tcMar>
               <w:top w:w="100" w:type="dxa"/>
@@ -2769,7 +2825,7 @@
         </w:tc>
         <w:tc>
           <w:tcPr>
-            <w:tcW w:type="dxa" w:w="1870"/>
+            <w:tcW w:type="dxa" w:w="1336"/>
             <w:vAlign w:val="center"/>
             <w:tcMar>
               <w:top w:w="100" w:type="dxa"/>
@@ -2792,7 +2848,7 @@
         </w:tc>
         <w:tc>
           <w:tcPr>
-            <w:tcW w:type="dxa" w:w="1870"/>
+            <w:tcW w:type="dxa" w:w="1338"/>
             <w:vAlign w:val="center"/>
             <w:tcMar>
               <w:top w:w="100" w:type="dxa"/>
@@ -2813,9 +2869,11 @@
             </w:r>
           </w:p>
         </w:tc>
+      </w:tr>
+      <w:tr>
         <w:tc>
           <w:tcPr>
-            <w:tcW w:type="dxa" w:w="1874"/>
+            <w:tcW w:type="dxa" w:w="1336"/>
             <w:vAlign w:val="center"/>
             <w:tcMar>
               <w:top w:w="100" w:type="dxa"/>
@@ -2836,11 +2894,9 @@
             </w:r>
           </w:p>
         </w:tc>
-      </w:tr>
-      <w:tr>
         <w:tc>
           <w:tcPr>
-            <w:tcW w:type="dxa" w:w="1870"/>
+            <w:tcW w:type="dxa" w:w="1336"/>
             <w:vAlign w:val="center"/>
             <w:tcMar>
               <w:top w:w="100" w:type="dxa"/>
@@ -2863,7 +2919,7 @@
         </w:tc>
         <w:tc>
           <w:tcPr>
-            <w:tcW w:type="dxa" w:w="1870"/>
+            <w:tcW w:type="dxa" w:w="1336"/>
             <w:vAlign w:val="center"/>
             <w:tcMar>
               <w:top w:w="100" w:type="dxa"/>
@@ -2886,7 +2942,7 @@
         </w:tc>
         <w:tc>
           <w:tcPr>
-            <w:tcW w:type="dxa" w:w="1870"/>
+            <w:tcW w:type="dxa" w:w="1336"/>
             <w:vAlign w:val="center"/>
             <w:tcMar>
               <w:top w:w="100" w:type="dxa"/>
@@ -2909,7 +2965,7 @@
         </w:tc>
         <w:tc>
           <w:tcPr>
-            <w:tcW w:type="dxa" w:w="1870"/>
+            <w:tcW w:type="dxa" w:w="1336"/>
             <w:vAlign w:val="center"/>
             <w:tcMar>
               <w:top w:w="100" w:type="dxa"/>
@@ -2932,7 +2988,7 @@
         </w:tc>
         <w:tc>
           <w:tcPr>
-            <w:tcW w:type="dxa" w:w="1874"/>
+            <w:tcW w:type="dxa" w:w="1336"/>
             <w:vAlign w:val="center"/>
             <w:tcMar>
               <w:top w:w="100" w:type="dxa"/>
@@ -2953,11 +3009,9 @@
             </w:r>
           </w:p>
         </w:tc>
-      </w:tr>
-      <w:tr>
         <w:tc>
           <w:tcPr>
-            <w:tcW w:type="dxa" w:w="1870"/>
+            <w:tcW w:type="dxa" w:w="1338"/>
             <w:vAlign w:val="center"/>
             <w:tcMar>
               <w:top w:w="100" w:type="dxa"/>
@@ -2978,9 +3032,11 @@
             </w:r>
           </w:p>
         </w:tc>
+      </w:tr>
+      <w:tr>
         <w:tc>
           <w:tcPr>
-            <w:tcW w:type="dxa" w:w="1870"/>
+            <w:tcW w:type="dxa" w:w="1336"/>
             <w:vAlign w:val="center"/>
             <w:tcMar>
               <w:top w:w="100" w:type="dxa"/>
@@ -3003,7 +3059,7 @@
         </w:tc>
         <w:tc>
           <w:tcPr>
-            <w:tcW w:type="dxa" w:w="1870"/>
+            <w:tcW w:type="dxa" w:w="1336"/>
             <w:vAlign w:val="center"/>
             <w:tcMar>
               <w:top w:w="100" w:type="dxa"/>
@@ -3026,7 +3082,7 @@
         </w:tc>
         <w:tc>
           <w:tcPr>
-            <w:tcW w:type="dxa" w:w="1870"/>
+            <w:tcW w:type="dxa" w:w="1336"/>
             <w:vAlign w:val="center"/>
             <w:tcMar>
               <w:top w:w="100" w:type="dxa"/>
@@ -3049,7 +3105,239 @@
         </w:tc>
         <w:tc>
           <w:tcPr>
-            <w:tcW w:type="dxa" w:w="1874"/>
+            <w:tcW w:type="dxa" w:w="1336"/>
+            <w:vAlign w:val="center"/>
+            <w:tcMar>
+              <w:top w:w="100" w:type="dxa"/>
+              <w:left w:w="120" w:type="dxa"/>
+              <w:bottom w:w="100" w:type="dxa"/>
+              <w:right w:w="120" w:type="dxa"/>
+            </w:tcMar>
+          </w:tcPr>
+          <w:p>
+            <w:r>
+              <w:rPr>
+                <w:rFonts w:ascii="Times New Roman" w:hAnsi="Times New Roman" w:eastAsia="Times New Roman"/>
+                <w:b w:val="0"/>
+                <w:i w:val="0"/>
+                <w:color w:val="777777"/>
+                <w:sz w:val="17"/>
+              </w:rPr>
+            </w:r>
+          </w:p>
+        </w:tc>
+        <w:tc>
+          <w:tcPr>
+            <w:tcW w:type="dxa" w:w="1336"/>
+            <w:vAlign w:val="center"/>
+            <w:tcMar>
+              <w:top w:w="100" w:type="dxa"/>
+              <w:left w:w="120" w:type="dxa"/>
+              <w:bottom w:w="100" w:type="dxa"/>
+              <w:right w:w="120" w:type="dxa"/>
+            </w:tcMar>
+          </w:tcPr>
+          <w:p>
+            <w:r>
+              <w:rPr>
+                <w:rFonts w:ascii="Times New Roman" w:hAnsi="Times New Roman" w:eastAsia="Times New Roman"/>
+                <w:b w:val="0"/>
+                <w:i w:val="0"/>
+                <w:color w:val="777777"/>
+                <w:sz w:val="17"/>
+              </w:rPr>
+            </w:r>
+          </w:p>
+        </w:tc>
+        <w:tc>
+          <w:tcPr>
+            <w:tcW w:type="dxa" w:w="1336"/>
+            <w:vAlign w:val="center"/>
+            <w:tcMar>
+              <w:top w:w="100" w:type="dxa"/>
+              <w:left w:w="120" w:type="dxa"/>
+              <w:bottom w:w="100" w:type="dxa"/>
+              <w:right w:w="120" w:type="dxa"/>
+            </w:tcMar>
+          </w:tcPr>
+          <w:p>
+            <w:r>
+              <w:rPr>
+                <w:rFonts w:ascii="Times New Roman" w:hAnsi="Times New Roman" w:eastAsia="Times New Roman"/>
+                <w:b w:val="0"/>
+                <w:i w:val="0"/>
+                <w:color w:val="777777"/>
+                <w:sz w:val="17"/>
+              </w:rPr>
+            </w:r>
+          </w:p>
+        </w:tc>
+        <w:tc>
+          <w:tcPr>
+            <w:tcW w:type="dxa" w:w="1338"/>
+            <w:vAlign w:val="center"/>
+            <w:tcMar>
+              <w:top w:w="100" w:type="dxa"/>
+              <w:left w:w="120" w:type="dxa"/>
+              <w:bottom w:w="100" w:type="dxa"/>
+              <w:right w:w="120" w:type="dxa"/>
+            </w:tcMar>
+          </w:tcPr>
+          <w:p>
+            <w:r>
+              <w:rPr>
+                <w:rFonts w:ascii="Times New Roman" w:hAnsi="Times New Roman" w:eastAsia="Times New Roman"/>
+                <w:b w:val="0"/>
+                <w:i w:val="0"/>
+                <w:color w:val="777777"/>
+                <w:sz w:val="17"/>
+              </w:rPr>
+            </w:r>
+          </w:p>
+        </w:tc>
+      </w:tr>
+      <w:tr>
+        <w:tc>
+          <w:tcPr>
+            <w:tcW w:type="dxa" w:w="1336"/>
+            <w:vAlign w:val="center"/>
+            <w:tcMar>
+              <w:top w:w="100" w:type="dxa"/>
+              <w:left w:w="120" w:type="dxa"/>
+              <w:bottom w:w="100" w:type="dxa"/>
+              <w:right w:w="120" w:type="dxa"/>
+            </w:tcMar>
+          </w:tcPr>
+          <w:p>
+            <w:r>
+              <w:rPr>
+                <w:rFonts w:ascii="Times New Roman" w:hAnsi="Times New Roman" w:eastAsia="Times New Roman"/>
+                <w:b w:val="0"/>
+                <w:i w:val="0"/>
+                <w:color w:val="777777"/>
+                <w:sz w:val="17"/>
+              </w:rPr>
+            </w:r>
+          </w:p>
+        </w:tc>
+        <w:tc>
+          <w:tcPr>
+            <w:tcW w:type="dxa" w:w="1336"/>
+            <w:vAlign w:val="center"/>
+            <w:tcMar>
+              <w:top w:w="100" w:type="dxa"/>
+              <w:left w:w="120" w:type="dxa"/>
+              <w:bottom w:w="100" w:type="dxa"/>
+              <w:right w:w="120" w:type="dxa"/>
+            </w:tcMar>
+          </w:tcPr>
+          <w:p>
+            <w:r>
+              <w:rPr>
+                <w:rFonts w:ascii="Times New Roman" w:hAnsi="Times New Roman" w:eastAsia="Times New Roman"/>
+                <w:b w:val="0"/>
+                <w:i w:val="0"/>
+                <w:color w:val="777777"/>
+                <w:sz w:val="17"/>
+              </w:rPr>
+            </w:r>
+          </w:p>
+        </w:tc>
+        <w:tc>
+          <w:tcPr>
+            <w:tcW w:type="dxa" w:w="1336"/>
+            <w:vAlign w:val="center"/>
+            <w:tcMar>
+              <w:top w:w="100" w:type="dxa"/>
+              <w:left w:w="120" w:type="dxa"/>
+              <w:bottom w:w="100" w:type="dxa"/>
+              <w:right w:w="120" w:type="dxa"/>
+            </w:tcMar>
+          </w:tcPr>
+          <w:p>
+            <w:r>
+              <w:rPr>
+                <w:rFonts w:ascii="Times New Roman" w:hAnsi="Times New Roman" w:eastAsia="Times New Roman"/>
+                <w:b w:val="0"/>
+                <w:i w:val="0"/>
+                <w:color w:val="777777"/>
+                <w:sz w:val="17"/>
+              </w:rPr>
+            </w:r>
+          </w:p>
+        </w:tc>
+        <w:tc>
+          <w:tcPr>
+            <w:tcW w:type="dxa" w:w="1336"/>
+            <w:vAlign w:val="center"/>
+            <w:tcMar>
+              <w:top w:w="100" w:type="dxa"/>
+              <w:left w:w="120" w:type="dxa"/>
+              <w:bottom w:w="100" w:type="dxa"/>
+              <w:right w:w="120" w:type="dxa"/>
+            </w:tcMar>
+          </w:tcPr>
+          <w:p>
+            <w:r>
+              <w:rPr>
+                <w:rFonts w:ascii="Times New Roman" w:hAnsi="Times New Roman" w:eastAsia="Times New Roman"/>
+                <w:b w:val="0"/>
+                <w:i w:val="0"/>
+                <w:color w:val="777777"/>
+                <w:sz w:val="17"/>
+              </w:rPr>
+            </w:r>
+          </w:p>
+        </w:tc>
+        <w:tc>
+          <w:tcPr>
+            <w:tcW w:type="dxa" w:w="1336"/>
+            <w:vAlign w:val="center"/>
+            <w:tcMar>
+              <w:top w:w="100" w:type="dxa"/>
+              <w:left w:w="120" w:type="dxa"/>
+              <w:bottom w:w="100" w:type="dxa"/>
+              <w:right w:w="120" w:type="dxa"/>
+            </w:tcMar>
+          </w:tcPr>
+          <w:p>
+            <w:r>
+              <w:rPr>
+                <w:rFonts w:ascii="Times New Roman" w:hAnsi="Times New Roman" w:eastAsia="Times New Roman"/>
+                <w:b w:val="0"/>
+                <w:i w:val="0"/>
+                <w:color w:val="777777"/>
+                <w:sz w:val="17"/>
+              </w:rPr>
+            </w:r>
+          </w:p>
+        </w:tc>
+        <w:tc>
+          <w:tcPr>
+            <w:tcW w:type="dxa" w:w="1336"/>
+            <w:vAlign w:val="center"/>
+            <w:tcMar>
+              <w:top w:w="100" w:type="dxa"/>
+              <w:left w:w="120" w:type="dxa"/>
+              <w:bottom w:w="100" w:type="dxa"/>
+              <w:right w:w="120" w:type="dxa"/>
+            </w:tcMar>
+          </w:tcPr>
+          <w:p>
+            <w:r>
+              <w:rPr>
+                <w:rFonts w:ascii="Times New Roman" w:hAnsi="Times New Roman" w:eastAsia="Times New Roman"/>
+                <w:b w:val="0"/>
+                <w:i w:val="0"/>
+                <w:color w:val="777777"/>
+                <w:sz w:val="17"/>
+              </w:rPr>
+            </w:r>
+          </w:p>
+        </w:tc>
+        <w:tc>
+          <w:tcPr>
+            <w:tcW w:type="dxa" w:w="1338"/>
             <w:vAlign w:val="center"/>
             <w:tcMar>
               <w:top w:w="100" w:type="dxa"/>
@@ -3180,7 +3468,7 @@
           <w:color w:val="000000"/>
           <w:sz w:val="24"/>
         </w:rPr>
-        <w:t>Какое требование следует не исправлять, а вернуть заказчику на уточнение?</w:t>
+        <w:t>Какие изменяемые значения нужно фиксировать в истории, чтобы прошлые документы сохраняли исходный смысл?</w:t>
       </w:r>
     </w:p>
     <w:tbl>
@@ -3850,7 +4138,7 @@
         <w:pStyle w:val="2"/>
       </w:pPr>
       <w:r>
-        <w:t>Критерии LMS · 10 баллов</w:t>
+        <w:t>Критерии LMS · 6 баллов</w:t>
       </w:r>
     </w:p>
     <w:tbl>
@@ -3976,7 +4264,7 @@
                 <w:color w:val="000000"/>
                 <w:sz w:val="17"/>
               </w:rPr>
-              <w:t>4</w:t>
+              <w:t>2,4</w:t>
             </w:r>
           </w:p>
         </w:tc>
@@ -4030,7 +4318,7 @@
                 <w:color w:val="000000"/>
                 <w:sz w:val="17"/>
               </w:rPr>
-              <w:t>Не менее 8 исправлений и отдельный список формулировок, которые нельзя уточнить самостоятельно.</w:t>
+              <w:t>Спецификация ключевых сущностей с атрибутами трёх типов, формулами вычисляемых значений и обоснованием истории для 3–5 изменяемых величин.</w:t>
             </w:r>
           </w:p>
         </w:tc>
@@ -4059,7 +4347,7 @@
                 <w:color w:val="000000"/>
                 <w:sz w:val="17"/>
               </w:rPr>
-              <w:t>2</w:t>
+              <w:t>1,2</w:t>
             </w:r>
           </w:p>
         </w:tc>
@@ -4142,7 +4430,7 @@
                 <w:color w:val="000000"/>
                 <w:sz w:val="17"/>
               </w:rPr>
-              <w:t>2</w:t>
+              <w:t>1,2</w:t>
             </w:r>
           </w:p>
         </w:tc>
@@ -4225,7 +4513,7 @@
                 <w:color w:val="000000"/>
                 <w:sz w:val="17"/>
               </w:rPr>
-              <w:t>1</w:t>
+              <w:t>0,6</w:t>
             </w:r>
           </w:p>
         </w:tc>
@@ -4279,7 +4567,7 @@
                 <w:color w:val="000000"/>
                 <w:sz w:val="17"/>
               </w:rPr>
-              <w:t>Исправленная запись содержит один предмет проверки и не вводит новых фактов.</w:t>
+              <w:t>Ни один атрибут не появляется без источника, формулы или проектного решения, а выбранная историчность сохраняет смысл прошлых операций.</w:t>
             </w:r>
           </w:p>
         </w:tc>
@@ -4308,7 +4596,7 @@
                 <w:color w:val="000000"/>
                 <w:sz w:val="17"/>
               </w:rPr>
-              <w:t>1</w:t>
+              <w:t>0,6</w:t>
             </w:r>
           </w:p>
         </w:tc>
@@ -4759,7 +5047,7 @@
             <w:color w:val="4056B5"/>
             <w:u w:val="single"/>
           </w:rPr>
-          <w:t>Лекция: Качество требований</w:t>
+          <w:t>Лекция: Атрибутный состав</w:t>
         </w:r>
       </w:hyperlink>
     </w:p>
@@ -4771,12 +5059,24 @@
             <w:color w:val="4056B5"/>
             <w:u w:val="single"/>
           </w:rPr>
+          <w:t>Лекция: Историчность данных</w:t>
+        </w:r>
+      </w:hyperlink>
+    </w:p>
+    <w:p>
+      <w:hyperlink r:id="rId13">
+        <w:r>
+          <w:rPr>
+            <w:rFonts w:ascii="Times New Roman" w:hAnsi="Times New Roman"/>
+            <w:color w:val="4056B5"/>
+            <w:u w:val="single"/>
+          </w:rPr>
           <w:t>Материалы учебного кейса</w:t>
         </w:r>
       </w:hyperlink>
     </w:p>
     <w:p>
-      <w:hyperlink r:id="rId13">
+      <w:hyperlink r:id="rId14">
         <w:r>
           <w:rPr>
             <w:rFonts w:ascii="Times New Roman" w:hAnsi="Times New Roman"/>
